--- a/docs/matf910/26_27/910STRUCT_solution_structure/matf910-2026_27-910STRUCT_solution_structure-class2.docx
+++ b/docs/matf910/26_27/910STRUCT_solution_structure/matf910-2026_27-910STRUCT_solution_structure-class2.docx
@@ -16,28 +16,233 @@
         <w:pStyle w:val="FirstParagraph"/>
       </w:pPr>
       <w:r>
-        <w:rPr>
-          <w:b/>
-          <w:bCs/>
-        </w:rPr>
-        <w:t xml:space="preserve">TODO:</w:t>
-      </w:r>
-      <w:r>
-        <w:t xml:space="preserve"> </w:t>
-      </w:r>
-      <w:r>
-        <w:t xml:space="preserve">(1) Minēt piemēru (var izmantot Lūisa Kerola loģikas grāmatas utml.),</w:t>
-      </w:r>
-      <w:r>
-        <w:t xml:space="preserve"> </w:t>
-      </w:r>
-      <w:r>
-        <w:t xml:space="preserve">kurā parādīts De Morgana likums (piemēram NOT (A AND B) vai arī NOT (A OR B)).</w:t>
+        <w:t xml:space="preserve">Pierādījums no pretējā sākas ar noliegumu.</w:t>
+      </w:r>
+      <w:r>
+        <w:t xml:space="preserve"> </w:t>
+      </w:r>
+      <w:r>
+        <w:t xml:space="preserve">Kurš no apgalvojumiem ir patiess un kāpēc?</w:t>
       </w:r>
     </w:p>
     <w:p>
       <w:pPr>
-        <w:pStyle w:val="BodyText"/>
+        <w:pStyle w:val="Compact"/>
+        <w:numPr>
+          <w:ilvl w:val="0"/>
+          <w:numId w:val="1001"/>
+        </w:numPr>
+      </w:pPr>
+      <w:r>
+        <w:t xml:space="preserve">“Ja</w:t>
+      </w:r>
+      <w:r>
+        <w:t xml:space="preserve"> </w:t>
+      </w:r>
+      <m:oMath>
+        <m:r>
+          <m:t>a</m:t>
+        </m:r>
+        <m:r>
+          <m:rPr>
+            <m:sty m:val="p"/>
+          </m:rPr>
+          <m:t>=</m:t>
+        </m:r>
+        <m:r>
+          <m:t>b</m:t>
+        </m:r>
+      </m:oMath>
+      <w:r>
+        <w:t xml:space="preserve">, tad</w:t>
+      </w:r>
+      <w:r>
+        <w:t xml:space="preserve"> </w:t>
+      </w:r>
+      <m:oMath>
+        <m:r>
+          <m:t>a</m:t>
+        </m:r>
+        <m:r>
+          <m:t>c</m:t>
+        </m:r>
+        <m:r>
+          <m:rPr>
+            <m:sty m:val="p"/>
+          </m:rPr>
+          <m:t>=</m:t>
+        </m:r>
+        <m:r>
+          <m:t>b</m:t>
+        </m:r>
+        <m:r>
+          <m:t>c</m:t>
+        </m:r>
+      </m:oMath>
+      <w:r>
+        <w:t xml:space="preserve">”</w:t>
+      </w:r>
+      <w:r>
+        <w:t xml:space="preserve">.</w:t>
+      </w:r>
+    </w:p>
+    <w:p>
+      <w:pPr>
+        <w:pStyle w:val="Compact"/>
+        <w:numPr>
+          <w:ilvl w:val="0"/>
+          <w:numId w:val="1001"/>
+        </w:numPr>
+      </w:pPr>
+      <w:r>
+        <w:t xml:space="preserve">“Ja šodien ir trešdiena, tad rīt ir sestdiena”</w:t>
+      </w:r>
+      <w:r>
+        <w:t xml:space="preserve">.</w:t>
+      </w:r>
+    </w:p>
+    <w:p>
+      <w:pPr>
+        <w:pStyle w:val="Compact"/>
+        <w:numPr>
+          <w:ilvl w:val="0"/>
+          <w:numId w:val="1001"/>
+        </w:numPr>
+      </w:pPr>
+      <w:r>
+        <w:t xml:space="preserve">“Visas manas pildspalvas ir zilas”</w:t>
+      </w:r>
+      <w:r>
+        <w:t xml:space="preserve"> </w:t>
+      </w:r>
+      <w:r>
+        <w:t xml:space="preserve">(pieņemot, ka runātājam vispār nav pildspalvu).</w:t>
+      </w:r>
+    </w:p>
+    <w:p>
+      <w:pPr>
+        <w:pStyle w:val="Compact"/>
+        <w:numPr>
+          <w:ilvl w:val="0"/>
+          <w:numId w:val="1001"/>
+        </w:numPr>
+      </w:pPr>
+      <w:r>
+        <w:t xml:space="preserve">“Ja naturāls skaitlis</w:t>
+      </w:r>
+      <w:r>
+        <w:t xml:space="preserve"> </w:t>
+      </w:r>
+      <m:oMath>
+        <m:r>
+          <m:t>n</m:t>
+        </m:r>
+      </m:oMath>
+      <w:r>
+        <w:t xml:space="preserve"> </w:t>
+      </w:r>
+      <w:r>
+        <w:t xml:space="preserve">nav pirmskaitlis, tad tas ir salikts skaitlis”</w:t>
+      </w:r>
+      <w:r>
+        <w:t xml:space="preserve">.</w:t>
+      </w:r>
+    </w:p>
+    <w:p>
+      <w:pPr>
+        <w:pStyle w:val="Compact"/>
+        <w:numPr>
+          <w:ilvl w:val="0"/>
+          <w:numId w:val="1001"/>
+        </w:numPr>
+      </w:pPr>
+      <w:r>
+        <w:t xml:space="preserve">“Ja virkne</w:t>
+      </w:r>
+      <w:r>
+        <w:t xml:space="preserve"> </w:t>
+      </w:r>
+      <m:oMath>
+        <m:sSub>
+          <m:e>
+            <m:r>
+              <m:t>a</m:t>
+            </m:r>
+          </m:e>
+          <m:sub>
+            <m:r>
+              <m:t>1</m:t>
+            </m:r>
+          </m:sub>
+        </m:sSub>
+        <m:r>
+          <m:rPr>
+            <m:sty m:val="p"/>
+          </m:rPr>
+          <m:t>,</m:t>
+        </m:r>
+        <m:sSub>
+          <m:e>
+            <m:r>
+              <m:t>a</m:t>
+            </m:r>
+          </m:e>
+          <m:sub>
+            <m:r>
+              <m:t>2</m:t>
+            </m:r>
+          </m:sub>
+        </m:sSub>
+        <m:r>
+          <m:rPr>
+            <m:sty m:val="p"/>
+          </m:rPr>
+          <m:t>,</m:t>
+        </m:r>
+        <m:sSub>
+          <m:e>
+            <m:r>
+              <m:t>a</m:t>
+            </m:r>
+          </m:e>
+          <m:sub>
+            <m:r>
+              <m:t>3</m:t>
+            </m:r>
+          </m:sub>
+        </m:sSub>
+        <m:r>
+          <m:rPr>
+            <m:sty m:val="p"/>
+          </m:rPr>
+          <m:t>,</m:t>
+        </m:r>
+        <m:sSub>
+          <m:e>
+            <m:r>
+              <m:t>a</m:t>
+            </m:r>
+          </m:e>
+          <m:sub>
+            <m:r>
+              <m:t>4</m:t>
+            </m:r>
+          </m:sub>
+        </m:sSub>
+      </m:oMath>
+      <w:r>
+        <w:t xml:space="preserve"> </w:t>
+      </w:r>
+      <w:r>
+        <w:t xml:space="preserve">nav augoša, tad tā ir dilstoša”</w:t>
+      </w:r>
+      <w:r>
+        <w:t xml:space="preserve">.</w:t>
+      </w:r>
+    </w:p>
+    <w:p>
+      <w:pPr>
+        <w:pStyle w:val="FirstParagraph"/>
       </w:pPr>
       <w:r>
         <w:rPr>
@@ -133,7 +338,7 @@
         <w:pStyle w:val="Compact"/>
         <w:numPr>
           <w:ilvl w:val="0"/>
-          <w:numId w:val="1001"/>
+          <w:numId w:val="1002"/>
         </w:numPr>
       </w:pPr>
       <w:r>
@@ -220,7 +425,7 @@
         <w:pStyle w:val="Compact"/>
         <w:numPr>
           <w:ilvl w:val="0"/>
-          <w:numId w:val="1001"/>
+          <w:numId w:val="1002"/>
         </w:numPr>
       </w:pPr>
       <w:r>
@@ -267,7 +472,7 @@
         <w:pStyle w:val="Compact"/>
         <w:numPr>
           <w:ilvl w:val="0"/>
-          <w:numId w:val="1001"/>
+          <w:numId w:val="1002"/>
         </w:numPr>
       </w:pPr>
       <w:r>
@@ -347,7 +552,7 @@
         <w:pStyle w:val="Compact"/>
         <w:numPr>
           <w:ilvl w:val="0"/>
-          <w:numId w:val="1001"/>
+          <w:numId w:val="1002"/>
         </w:numPr>
       </w:pPr>
       <w:r>
@@ -398,7 +603,7 @@
         <w:pStyle w:val="Compact"/>
         <w:numPr>
           <w:ilvl w:val="0"/>
-          <w:numId w:val="1001"/>
+          <w:numId w:val="1002"/>
         </w:numPr>
       </w:pPr>
       <w:r>
@@ -537,7 +742,7 @@
         <w:pStyle w:val="Compact"/>
         <w:numPr>
           <w:ilvl w:val="0"/>
-          <w:numId w:val="1002"/>
+          <w:numId w:val="1003"/>
         </w:numPr>
       </w:pPr>
       <w:r>
@@ -593,7 +798,7 @@
         <w:pStyle w:val="Compact"/>
         <w:numPr>
           <w:ilvl w:val="0"/>
-          <w:numId w:val="1002"/>
+          <w:numId w:val="1003"/>
         </w:numPr>
       </w:pPr>
       <w:r>
@@ -656,7 +861,7 @@
         <w:pStyle w:val="Compact"/>
         <w:numPr>
           <w:ilvl w:val="0"/>
-          <w:numId w:val="1002"/>
+          <w:numId w:val="1003"/>
         </w:numPr>
       </w:pPr>
       <w:r>
@@ -1139,6 +1344,9 @@
     <w:abstractNumId w:val="991"/>
   </w:num>
   <w:num w:numId="1002">
+    <w:abstractNumId w:val="991"/>
+  </w:num>
+  <w:num w:numId="1003">
     <w:abstractNumId w:val="991"/>
   </w:num>
 </w:numbering>
